--- a/211973359_332412055.docx
+++ b/211973359_332412055.docx
@@ -54,6 +54,435 @@
           <w14:ligatures w14:val="none"/>
         </w:rPr>
         <w:t>Elizaveta Vainer: 332412055</w:t>
+      </w:r>
+    </w:p>
+    <w:p>
+      <w:pPr>
+        <w:rPr>
+          <w:rFonts w:ascii="Segoe UI" w:eastAsia="Times New Roman" w:hAnsi="Segoe UI" w:cs="Segoe UI"/>
+          <w:b/>
+          <w:bCs/>
+          <w:color w:val="000000" w:themeColor="text1"/>
+          <w:kern w:val="0"/>
+          <w:sz w:val="27"/>
+          <w:szCs w:val="27"/>
+          <w14:ligatures w14:val="none"/>
+        </w:rPr>
+      </w:pPr>
+      <w:r>
+        <w:rPr>
+          <w:rFonts w:ascii="Segoe UI" w:eastAsia="Times New Roman" w:hAnsi="Segoe UI" w:cs="Segoe UI"/>
+          <w:b/>
+          <w:bCs/>
+          <w:color w:val="000000" w:themeColor="text1"/>
+          <w:kern w:val="0"/>
+          <w:sz w:val="27"/>
+          <w:szCs w:val="27"/>
+          <w14:ligatures w14:val="none"/>
+        </w:rPr>
+        <w:t xml:space="preserve">Link: </w:t>
+      </w:r>
+      <w:hyperlink r:id="rId5" w:history="1">
+        <w:r>
+          <w:rPr>
+            <w:rStyle w:val="Hyperlink"/>
+            <w:rFonts w:ascii="Segoe UI" w:eastAsia="Times New Roman" w:hAnsi="Segoe UI" w:cs="Segoe UI"/>
+            <w:b/>
+            <w:bCs/>
+            <w:kern w:val="0"/>
+            <w:sz w:val="27"/>
+            <w:szCs w:val="27"/>
+            <w14:ligatures w14:val="none"/>
+          </w:rPr>
+          <w:t>https://github.com/nathanwashere/HW-AN1</w:t>
+        </w:r>
+      </w:hyperlink>
+    </w:p>
+    <w:p>
+      <w:pPr>
+        <w:rPr>
+          <w:rFonts w:ascii="Segoe UI" w:eastAsia="Times New Roman" w:hAnsi="Segoe UI" w:cs="Segoe UI"/>
+          <w:color w:val="000000" w:themeColor="text1"/>
+          <w:kern w:val="0"/>
+          <w:sz w:val="22"/>
+          <w:szCs w:val="22"/>
+          <w14:ligatures w14:val="none"/>
+        </w:rPr>
+      </w:pPr>
+      <w:r>
+        <w:rPr>
+          <w:rFonts w:ascii="Segoe UI" w:eastAsia="Times New Roman" w:hAnsi="Segoe UI" w:cs="Segoe UI"/>
+          <w:color w:val="000000" w:themeColor="text1"/>
+          <w:kern w:val="0"/>
+          <w:sz w:val="22"/>
+          <w:szCs w:val="22"/>
+          <w14:ligatures w14:val="none"/>
+        </w:rPr>
+        <w:t>Mitigation in code:</w:t>
+      </w:r>
+    </w:p>
+    <w:p>
+      <w:pPr>
+        <w:pStyle w:val="ListParagraph"/>
+        <w:numPr>
+          <w:ilvl w:val="0"/>
+          <w:numId w:val="3"/>
+        </w:numPr>
+        <w:rPr>
+          <w:rFonts w:ascii="Segoe UI" w:eastAsia="Times New Roman" w:hAnsi="Segoe UI" w:cs="Segoe UI"/>
+          <w:color w:val="000000" w:themeColor="text1"/>
+          <w:kern w:val="0"/>
+          <w:sz w:val="22"/>
+          <w:szCs w:val="22"/>
+          <w14:ligatures w14:val="none"/>
+        </w:rPr>
+      </w:pPr>
+      <w:r>
+        <w:rPr>
+          <w:rFonts w:ascii="Segoe UI" w:eastAsia="Times New Roman" w:hAnsi="Segoe UI" w:cs="Segoe UI"/>
+          <w:color w:val="000000" w:themeColor="text1"/>
+          <w:kern w:val="0"/>
+          <w:sz w:val="22"/>
+          <w:szCs w:val="22"/>
+          <w14:ligatures w14:val="none"/>
+        </w:rPr>
+        <w:t xml:space="preserve">escapeSQL function – </w:t>
+      </w:r>
+    </w:p>
+    <w:p>
+      <w:pPr>
+        <w:pStyle w:val="ListParagraph"/>
+        <w:rPr>
+          <w:rFonts w:ascii="Segoe UI" w:eastAsia="Times New Roman" w:hAnsi="Segoe UI" w:cs="Segoe UI"/>
+          <w:color w:val="000000" w:themeColor="text1"/>
+          <w:kern w:val="0"/>
+          <w:sz w:val="22"/>
+          <w:szCs w:val="22"/>
+          <w14:ligatures w14:val="none"/>
+        </w:rPr>
+      </w:pPr>
+      <w:r>
+        <w:rPr>
+          <w:rFonts w:ascii="Segoe UI" w:eastAsia="Times New Roman" w:hAnsi="Segoe UI" w:cs="Segoe UI"/>
+          <w:color w:val="000000" w:themeColor="text1"/>
+          <w:kern w:val="0"/>
+          <w:sz w:val="22"/>
+          <w:szCs w:val="22"/>
+          <w14:ligatures w14:val="none"/>
+        </w:rPr>
+        <w:t>function escapeSql(value) {</w:t>
+      </w:r>
+    </w:p>
+    <w:p>
+      <w:pPr>
+        <w:pStyle w:val="ListParagraph"/>
+        <w:rPr>
+          <w:rFonts w:ascii="Segoe UI" w:eastAsia="Times New Roman" w:hAnsi="Segoe UI" w:cs="Segoe UI"/>
+          <w:color w:val="000000" w:themeColor="text1"/>
+          <w:kern w:val="0"/>
+          <w:sz w:val="22"/>
+          <w:szCs w:val="22"/>
+          <w14:ligatures w14:val="none"/>
+        </w:rPr>
+      </w:pPr>
+      <w:r>
+        <w:rPr>
+          <w:rFonts w:ascii="Segoe UI" w:eastAsia="Times New Roman" w:hAnsi="Segoe UI" w:cs="Segoe UI"/>
+          <w:color w:val="000000" w:themeColor="text1"/>
+          <w:kern w:val="0"/>
+          <w:sz w:val="22"/>
+          <w:szCs w:val="22"/>
+          <w14:ligatures w14:val="none"/>
+        </w:rPr>
+        <w:tab/>
+        <w:t>return String(value).replaceAll(“’”, “’ ‘”);</w:t>
+      </w:r>
+    </w:p>
+    <w:p>
+      <w:pPr>
+        <w:pStyle w:val="ListParagraph"/>
+        <w:rPr>
+          <w:rFonts w:ascii="Segoe UI" w:eastAsia="Times New Roman" w:hAnsi="Segoe UI" w:cs="Segoe UI"/>
+          <w:color w:val="000000" w:themeColor="text1"/>
+          <w:kern w:val="0"/>
+          <w:sz w:val="22"/>
+          <w:szCs w:val="22"/>
+          <w14:ligatures w14:val="none"/>
+        </w:rPr>
+      </w:pPr>
+      <w:r>
+        <w:rPr>
+          <w:rFonts w:ascii="Segoe UI" w:eastAsia="Times New Roman" w:hAnsi="Segoe UI" w:cs="Segoe UI"/>
+          <w:color w:val="000000" w:themeColor="text1"/>
+          <w:kern w:val="0"/>
+          <w:sz w:val="22"/>
+          <w:szCs w:val="22"/>
+          <w14:ligatures w14:val="none"/>
+        </w:rPr>
+        <w:t>}</w:t>
+      </w:r>
+    </w:p>
+    <w:p>
+      <w:pPr>
+        <w:pStyle w:val="ListParagraph"/>
+        <w:rPr>
+          <w:rFonts w:ascii="Segoe UI" w:eastAsia="Times New Roman" w:hAnsi="Segoe UI" w:cs="Segoe UI"/>
+          <w:color w:val="000000" w:themeColor="text1"/>
+          <w:kern w:val="0"/>
+          <w:sz w:val="22"/>
+          <w:szCs w:val="22"/>
+          <w14:ligatures w14:val="none"/>
+        </w:rPr>
+      </w:pPr>
+      <w:r>
+        <w:rPr>
+          <w:rFonts w:ascii="Segoe UI" w:eastAsia="Times New Roman" w:hAnsi="Segoe UI" w:cs="Segoe UI"/>
+          <w:color w:val="000000" w:themeColor="text1"/>
+          <w:kern w:val="0"/>
+          <w:sz w:val="22"/>
+          <w:szCs w:val="22"/>
+          <w14:ligatures w14:val="none"/>
+        </w:rPr>
+        <w:t>Doubles every single quote in the input so it can’t break out of the SQL string.</w:t>
+      </w:r>
+    </w:p>
+    <w:p>
+      <w:pPr>
+        <w:pStyle w:val="ListParagraph"/>
+        <w:numPr>
+          <w:ilvl w:val="0"/>
+          <w:numId w:val="3"/>
+        </w:numPr>
+        <w:rPr>
+          <w:rFonts w:ascii="Segoe UI" w:eastAsia="Times New Roman" w:hAnsi="Segoe UI" w:cs="Segoe UI"/>
+          <w:color w:val="000000" w:themeColor="text1"/>
+          <w:kern w:val="0"/>
+          <w:sz w:val="22"/>
+          <w:szCs w:val="22"/>
+          <w14:ligatures w14:val="none"/>
+        </w:rPr>
+      </w:pPr>
+      <w:r>
+        <w:rPr>
+          <w:rFonts w:ascii="Segoe UI" w:eastAsia="Times New Roman" w:hAnsi="Segoe UI" w:cs="Segoe UI"/>
+          <w:color w:val="000000" w:themeColor="text1"/>
+          <w:kern w:val="0"/>
+          <w:sz w:val="22"/>
+          <w:szCs w:val="22"/>
+          <w14:ligatures w14:val="none"/>
+        </w:rPr>
+        <w:t>Applied before building the query –</w:t>
+      </w:r>
+    </w:p>
+    <w:p>
+      <w:pPr>
+        <w:pStyle w:val="ListParagraph"/>
+        <w:rPr>
+          <w:rFonts w:ascii="Segoe UI" w:eastAsia="Times New Roman" w:hAnsi="Segoe UI" w:cs="Segoe UI"/>
+          <w:color w:val="000000" w:themeColor="text1"/>
+          <w:kern w:val="0"/>
+          <w:sz w:val="22"/>
+          <w:szCs w:val="22"/>
+          <w14:ligatures w14:val="none"/>
+        </w:rPr>
+      </w:pPr>
+      <w:r>
+        <w:rPr>
+          <w:rFonts w:ascii="Segoe UI" w:eastAsia="Times New Roman" w:hAnsi="Segoe UI" w:cs="Segoe UI"/>
+          <w:color w:val="000000" w:themeColor="text1"/>
+          <w:kern w:val="0"/>
+          <w:sz w:val="22"/>
+          <w:szCs w:val="22"/>
+          <w14:ligatures w14:val="none"/>
+        </w:rPr>
+        <w:t>async function getUserByCredentialsMitigated(username,password) {</w:t>
+      </w:r>
+    </w:p>
+    <w:p>
+      <w:pPr>
+        <w:pStyle w:val="ListParagraph"/>
+        <w:rPr>
+          <w:rFonts w:ascii="Segoe UI" w:eastAsia="Times New Roman" w:hAnsi="Segoe UI" w:cs="Segoe UI"/>
+          <w:color w:val="000000" w:themeColor="text1"/>
+          <w:kern w:val="0"/>
+          <w:sz w:val="22"/>
+          <w:szCs w:val="22"/>
+          <w14:ligatures w14:val="none"/>
+        </w:rPr>
+      </w:pPr>
+      <w:r>
+        <w:rPr>
+          <w:rFonts w:ascii="Segoe UI" w:eastAsia="Times New Roman" w:hAnsi="Segoe UI" w:cs="Segoe UI"/>
+          <w:color w:val="000000" w:themeColor="text1"/>
+          <w:kern w:val="0"/>
+          <w:sz w:val="22"/>
+          <w:szCs w:val="22"/>
+          <w14:ligatures w14:val="none"/>
+        </w:rPr>
+        <w:tab/>
+        <w:t>const safeUsername = escapeSql(username);</w:t>
+      </w:r>
+    </w:p>
+    <w:p>
+      <w:pPr>
+        <w:pStyle w:val="ListParagraph"/>
+        <w:rPr>
+          <w:rFonts w:ascii="Segoe UI" w:eastAsia="Times New Roman" w:hAnsi="Segoe UI" w:cs="Segoe UI"/>
+          <w:color w:val="000000" w:themeColor="text1"/>
+          <w:kern w:val="0"/>
+          <w:sz w:val="22"/>
+          <w:szCs w:val="22"/>
+          <w14:ligatures w14:val="none"/>
+        </w:rPr>
+      </w:pPr>
+      <w:r>
+        <w:rPr>
+          <w:rFonts w:ascii="Segoe UI" w:eastAsia="Times New Roman" w:hAnsi="Segoe UI" w:cs="Segoe UI"/>
+          <w:color w:val="000000" w:themeColor="text1"/>
+          <w:kern w:val="0"/>
+          <w:sz w:val="22"/>
+          <w:szCs w:val="22"/>
+          <w14:ligatures w14:val="none"/>
+        </w:rPr>
+        <w:tab/>
+        <w:t>const safePassword = escapeSql(password);</w:t>
+      </w:r>
+    </w:p>
+    <w:p>
+      <w:pPr>
+        <w:pStyle w:val="ListParagraph"/>
+        <w:rPr>
+          <w:rFonts w:ascii="Segoe UI" w:eastAsia="Times New Roman" w:hAnsi="Segoe UI" w:cs="Segoe UI"/>
+          <w:color w:val="000000" w:themeColor="text1"/>
+          <w:kern w:val="0"/>
+          <w:sz w:val="22"/>
+          <w:szCs w:val="22"/>
+          <w14:ligatures w14:val="none"/>
+        </w:rPr>
+      </w:pPr>
+      <w:r>
+        <w:rPr>
+          <w:rFonts w:ascii="Segoe UI" w:eastAsia="Times New Roman" w:hAnsi="Segoe UI" w:cs="Segoe UI"/>
+          <w:color w:val="000000" w:themeColor="text1"/>
+          <w:kern w:val="0"/>
+          <w:sz w:val="22"/>
+          <w:szCs w:val="22"/>
+          <w14:ligatures w14:val="none"/>
+        </w:rPr>
+        <w:tab/>
+        <w:t>const sql = ‘SELECT id, username, role FROM app_users</w:t>
+      </w:r>
+    </w:p>
+    <w:p>
+      <w:pPr>
+        <w:pStyle w:val="ListParagraph"/>
+        <w:ind w:left="2580"/>
+        <w:rPr>
+          <w:rFonts w:ascii="Segoe UI" w:eastAsia="Times New Roman" w:hAnsi="Segoe UI" w:cs="Segoe UI"/>
+          <w:color w:val="000000" w:themeColor="text1"/>
+          <w:kern w:val="0"/>
+          <w:sz w:val="22"/>
+          <w:szCs w:val="22"/>
+          <w14:ligatures w14:val="none"/>
+        </w:rPr>
+      </w:pPr>
+      <w:r>
+        <w:rPr>
+          <w:rFonts w:ascii="Segoe UI" w:eastAsia="Times New Roman" w:hAnsi="Segoe UI" w:cs="Segoe UI"/>
+          <w:color w:val="000000" w:themeColor="text1"/>
+          <w:kern w:val="0"/>
+          <w:sz w:val="22"/>
+          <w:szCs w:val="22"/>
+          <w14:ligatures w14:val="none"/>
+        </w:rPr>
+        <w:t>WHERE username=’${safeUsername}’ AND password_plain=’${safepassword}’;</w:t>
+      </w:r>
+    </w:p>
+    <w:p>
+      <w:pPr>
+        <w:rPr>
+          <w:rFonts w:ascii="Segoe UI" w:eastAsia="Times New Roman" w:hAnsi="Segoe UI" w:cs="Segoe UI"/>
+          <w:color w:val="000000" w:themeColor="text1"/>
+          <w:kern w:val="0"/>
+          <w:sz w:val="22"/>
+          <w:szCs w:val="22"/>
+          <w14:ligatures w14:val="none"/>
+        </w:rPr>
+      </w:pPr>
+      <w:r>
+        <w:rPr>
+          <w:rFonts w:ascii="Segoe UI" w:eastAsia="Times New Roman" w:hAnsi="Segoe UI" w:cs="Segoe UI"/>
+          <w:color w:val="000000" w:themeColor="text1"/>
+          <w:kern w:val="0"/>
+          <w:sz w:val="22"/>
+          <w:szCs w:val="22"/>
+          <w14:ligatures w14:val="none"/>
+        </w:rPr>
+        <w:tab/>
+      </w:r>
+      <w:r>
+        <w:rPr>
+          <w:rFonts w:ascii="Segoe UI" w:eastAsia="Times New Roman" w:hAnsi="Segoe UI" w:cs="Segoe UI"/>
+          <w:color w:val="000000" w:themeColor="text1"/>
+          <w:kern w:val="0"/>
+          <w:sz w:val="22"/>
+          <w:szCs w:val="22"/>
+          <w14:ligatures w14:val="none"/>
+        </w:rPr>
+        <w:tab/>
+        <w:t>………</w:t>
+      </w:r>
+    </w:p>
+    <w:p>
+      <w:pPr>
+        <w:pStyle w:val="ListParagraph"/>
+        <w:rPr>
+          <w:rFonts w:ascii="Segoe UI" w:eastAsia="Times New Roman" w:hAnsi="Segoe UI" w:cs="Segoe UI"/>
+          <w:color w:val="000000" w:themeColor="text1"/>
+          <w:kern w:val="0"/>
+          <w:sz w:val="22"/>
+          <w:szCs w:val="22"/>
+          <w14:ligatures w14:val="none"/>
+        </w:rPr>
+      </w:pPr>
+      <w:r>
+        <w:rPr>
+          <w:rFonts w:ascii="Segoe UI" w:eastAsia="Times New Roman" w:hAnsi="Segoe UI" w:cs="Segoe UI"/>
+          <w:color w:val="000000" w:themeColor="text1"/>
+          <w:kern w:val="0"/>
+          <w:sz w:val="22"/>
+          <w:szCs w:val="22"/>
+          <w14:ligatures w14:val="none"/>
+        </w:rPr>
+        <w:t>}</w:t>
+      </w:r>
+    </w:p>
+    <w:p>
+      <w:pPr>
+        <w:pStyle w:val="ListParagraph"/>
+        <w:numPr>
+          <w:ilvl w:val="0"/>
+          <w:numId w:val="3"/>
+        </w:numPr>
+        <w:rPr>
+          <w:rFonts w:ascii="Segoe UI" w:eastAsia="Times New Roman" w:hAnsi="Segoe UI" w:cs="Segoe UI"/>
+          <w:color w:val="000000" w:themeColor="text1"/>
+          <w:kern w:val="0"/>
+          <w:sz w:val="22"/>
+          <w:szCs w:val="22"/>
+          <w14:ligatures w14:val="none"/>
+        </w:rPr>
+      </w:pPr>
+      <w:r>
+        <w:rPr>
+          <w:rFonts w:ascii="Segoe UI" w:eastAsia="Times New Roman" w:hAnsi="Segoe UI" w:cs="Segoe UI"/>
+          <w:color w:val="000000" w:themeColor="text1"/>
+          <w:kern w:val="0"/>
+          <w:sz w:val="22"/>
+          <w:szCs w:val="22"/>
+          <w14:ligatures w14:val="none"/>
+        </w:rPr>
+        <w:t>In short: raw input -&gt; escapeSql() -&gt; safe string -&gt; SQL query. The single quote can no longer end the sting and inject new SQL logic.</w:t>
       </w:r>
     </w:p>
     <w:p>
@@ -352,6 +781,119 @@
     </w:lvl>
   </w:abstractNum>
   <w:abstractNum w:abstractNumId="1" w15:restartNumberingAfterBreak="0">
+    <w:nsid w:val="4D297040"/>
+    <w:multiLevelType w:val="hybridMultilevel"/>
+    <w:tmpl w:val="A134BAA4"/>
+    <w:lvl w:ilvl="0" w:tplc="04090001">
+      <w:start w:val="1"/>
+      <w:numFmt w:val="bullet"/>
+      <w:lvlText w:val=""/>
+      <w:lvlJc w:val="left"/>
+      <w:pPr>
+        <w:ind w:left="720" w:hanging="360"/>
+      </w:pPr>
+      <w:rPr>
+        <w:rFonts w:ascii="Symbol" w:hAnsi="Symbol" w:hint="default"/>
+      </w:rPr>
+    </w:lvl>
+    <w:lvl w:ilvl="1" w:tplc="04090003" w:tentative="1">
+      <w:start w:val="1"/>
+      <w:numFmt w:val="bullet"/>
+      <w:lvlText w:val="o"/>
+      <w:lvlJc w:val="left"/>
+      <w:pPr>
+        <w:ind w:left="1440" w:hanging="360"/>
+      </w:pPr>
+      <w:rPr>
+        <w:rFonts w:ascii="Courier New" w:hAnsi="Courier New" w:cs="Courier New" w:hint="default"/>
+      </w:rPr>
+    </w:lvl>
+    <w:lvl w:ilvl="2" w:tplc="04090005" w:tentative="1">
+      <w:start w:val="1"/>
+      <w:numFmt w:val="bullet"/>
+      <w:lvlText w:val=""/>
+      <w:lvlJc w:val="left"/>
+      <w:pPr>
+        <w:ind w:left="2160" w:hanging="360"/>
+      </w:pPr>
+      <w:rPr>
+        <w:rFonts w:ascii="Wingdings" w:hAnsi="Wingdings" w:hint="default"/>
+      </w:rPr>
+    </w:lvl>
+    <w:lvl w:ilvl="3" w:tplc="04090001" w:tentative="1">
+      <w:start w:val="1"/>
+      <w:numFmt w:val="bullet"/>
+      <w:lvlText w:val=""/>
+      <w:lvlJc w:val="left"/>
+      <w:pPr>
+        <w:ind w:left="2880" w:hanging="360"/>
+      </w:pPr>
+      <w:rPr>
+        <w:rFonts w:ascii="Symbol" w:hAnsi="Symbol" w:hint="default"/>
+      </w:rPr>
+    </w:lvl>
+    <w:lvl w:ilvl="4" w:tplc="04090003" w:tentative="1">
+      <w:start w:val="1"/>
+      <w:numFmt w:val="bullet"/>
+      <w:lvlText w:val="o"/>
+      <w:lvlJc w:val="left"/>
+      <w:pPr>
+        <w:ind w:left="3600" w:hanging="360"/>
+      </w:pPr>
+      <w:rPr>
+        <w:rFonts w:ascii="Courier New" w:hAnsi="Courier New" w:cs="Courier New" w:hint="default"/>
+      </w:rPr>
+    </w:lvl>
+    <w:lvl w:ilvl="5" w:tplc="04090005" w:tentative="1">
+      <w:start w:val="1"/>
+      <w:numFmt w:val="bullet"/>
+      <w:lvlText w:val=""/>
+      <w:lvlJc w:val="left"/>
+      <w:pPr>
+        <w:ind w:left="4320" w:hanging="360"/>
+      </w:pPr>
+      <w:rPr>
+        <w:rFonts w:ascii="Wingdings" w:hAnsi="Wingdings" w:hint="default"/>
+      </w:rPr>
+    </w:lvl>
+    <w:lvl w:ilvl="6" w:tplc="04090001" w:tentative="1">
+      <w:start w:val="1"/>
+      <w:numFmt w:val="bullet"/>
+      <w:lvlText w:val=""/>
+      <w:lvlJc w:val="left"/>
+      <w:pPr>
+        <w:ind w:left="5040" w:hanging="360"/>
+      </w:pPr>
+      <w:rPr>
+        <w:rFonts w:ascii="Symbol" w:hAnsi="Symbol" w:hint="default"/>
+      </w:rPr>
+    </w:lvl>
+    <w:lvl w:ilvl="7" w:tplc="04090003" w:tentative="1">
+      <w:start w:val="1"/>
+      <w:numFmt w:val="bullet"/>
+      <w:lvlText w:val="o"/>
+      <w:lvlJc w:val="left"/>
+      <w:pPr>
+        <w:ind w:left="5760" w:hanging="360"/>
+      </w:pPr>
+      <w:rPr>
+        <w:rFonts w:ascii="Courier New" w:hAnsi="Courier New" w:cs="Courier New" w:hint="default"/>
+      </w:rPr>
+    </w:lvl>
+    <w:lvl w:ilvl="8" w:tplc="04090005" w:tentative="1">
+      <w:start w:val="1"/>
+      <w:numFmt w:val="bullet"/>
+      <w:lvlText w:val=""/>
+      <w:lvlJc w:val="left"/>
+      <w:pPr>
+        <w:ind w:left="6480" w:hanging="360"/>
+      </w:pPr>
+      <w:rPr>
+        <w:rFonts w:ascii="Wingdings" w:hAnsi="Wingdings" w:hint="default"/>
+      </w:rPr>
+    </w:lvl>
+  </w:abstractNum>
+  <w:abstractNum w:abstractNumId="2" w15:restartNumberingAfterBreak="0">
     <w:nsid w:val="64CB7A3D"/>
     <w:multiLevelType w:val="hybridMultilevel"/>
     <w:tmpl w:val="8AB60FCC"/>
@@ -468,6 +1010,9 @@
     <w:abstractNumId w:val="0"/>
   </w:num>
   <w:num w:numId="2" w16cid:durableId="533494320">
+    <w:abstractNumId w:val="2"/>
+  </w:num>
+  <w:num w:numId="3" w16cid:durableId="42145831">
     <w:abstractNumId w:val="1"/>
   </w:num>
 </w:numbering>
@@ -901,7 +1446,6 @@
     <w:next w:val="Normal"/>
     <w:link w:val="Heading2Char"/>
     <w:uiPriority w:val="9"/>
-    <w:semiHidden/>
     <w:unhideWhenUsed/>
     <w:qFormat/>
     <w:rsid w:val="00416B22"/>
@@ -1117,7 +1661,6 @@
     <w:basedOn w:val="DefaultParagraphFont"/>
     <w:link w:val="Heading2"/>
     <w:uiPriority w:val="9"/>
-    <w:semiHidden/>
     <w:rsid w:val="00416B22"/>
     <w:rPr>
       <w:rFonts w:asciiTheme="majorHAnsi" w:eastAsiaTheme="majorEastAsia" w:hAnsiTheme="majorHAnsi" w:cstheme="majorBidi"/>
@@ -1432,6 +1975,81 @@
     <w:name w:val="token"/>
     <w:basedOn w:val="DefaultParagraphFont"/>
     <w:rsid w:val="002460A3"/>
+  </w:style>
+  <w:style w:type="character" w:styleId="Hyperlink">
+    <w:name w:val="Hyperlink"/>
+    <w:basedOn w:val="DefaultParagraphFont"/>
+    <w:uiPriority w:val="99"/>
+    <w:unhideWhenUsed/>
+    <w:rsid w:val="00860193"/>
+    <w:rPr>
+      <w:color w:val="0000FF"/>
+      <w:u w:val="single"/>
+    </w:rPr>
+  </w:style>
+  <w:style w:type="paragraph" w:styleId="HTMLPreformatted">
+    <w:name w:val="HTML Preformatted"/>
+    <w:basedOn w:val="Normal"/>
+    <w:link w:val="HTMLPreformattedChar"/>
+    <w:uiPriority w:val="99"/>
+    <w:semiHidden/>
+    <w:unhideWhenUsed/>
+    <w:rsid w:val="00860193"/>
+    <w:pPr>
+      <w:tabs>
+        <w:tab w:val="left" w:pos="916"/>
+        <w:tab w:val="left" w:pos="1832"/>
+        <w:tab w:val="left" w:pos="2748"/>
+        <w:tab w:val="left" w:pos="3664"/>
+        <w:tab w:val="left" w:pos="4580"/>
+        <w:tab w:val="left" w:pos="5496"/>
+        <w:tab w:val="left" w:pos="6412"/>
+        <w:tab w:val="left" w:pos="7328"/>
+        <w:tab w:val="left" w:pos="8244"/>
+        <w:tab w:val="left" w:pos="9160"/>
+        <w:tab w:val="left" w:pos="10076"/>
+        <w:tab w:val="left" w:pos="10992"/>
+        <w:tab w:val="left" w:pos="11908"/>
+        <w:tab w:val="left" w:pos="12824"/>
+        <w:tab w:val="left" w:pos="13740"/>
+        <w:tab w:val="left" w:pos="14656"/>
+      </w:tabs>
+      <w:spacing w:after="0" w:line="240" w:lineRule="auto"/>
+    </w:pPr>
+    <w:rPr>
+      <w:rFonts w:ascii="Courier New" w:eastAsia="Times New Roman" w:hAnsi="Courier New" w:cs="Courier New"/>
+      <w:kern w:val="0"/>
+      <w:sz w:val="20"/>
+      <w:szCs w:val="20"/>
+      <w14:ligatures w14:val="none"/>
+    </w:rPr>
+  </w:style>
+  <w:style w:type="character" w:customStyle="1" w:styleId="HTMLPreformattedChar">
+    <w:name w:val="HTML Preformatted Char"/>
+    <w:basedOn w:val="DefaultParagraphFont"/>
+    <w:link w:val="HTMLPreformatted"/>
+    <w:uiPriority w:val="99"/>
+    <w:semiHidden/>
+    <w:rsid w:val="00860193"/>
+    <w:rPr>
+      <w:rFonts w:ascii="Courier New" w:eastAsia="Times New Roman" w:hAnsi="Courier New" w:cs="Courier New"/>
+      <w:kern w:val="0"/>
+      <w:sz w:val="20"/>
+      <w:szCs w:val="20"/>
+      <w14:ligatures w14:val="none"/>
+    </w:rPr>
+  </w:style>
+  <w:style w:type="character" w:styleId="UnresolvedMention">
+    <w:name w:val="Unresolved Mention"/>
+    <w:basedOn w:val="DefaultParagraphFont"/>
+    <w:uiPriority w:val="99"/>
+    <w:semiHidden/>
+    <w:unhideWhenUsed/>
+    <w:rsid w:val="006059CA"/>
+    <w:rPr>
+      <w:color w:val="605E5C"/>
+      <w:shd w:val="clear" w:color="auto" w:fill="E1DFDD"/>
+    </w:rPr>
   </w:style>
 </w:styles>
 </file>
